--- a/All_Books/09 THOUSAND LIVES/Word vervion/THOUSAND_LIVES_pt_A6.docx
+++ b/All_Books/09 THOUSAND LIVES/Word vervion/THOUSAND_LIVES_pt_A6.docx
@@ -5552,7 +5552,6 @@
           <w:shd w:val="clear" w:color="auto" w:fill="FFFFFF"/>
         </w:rPr>
       </w:pPr>
-      <w:bookmarkStart w:id="0" w:name="_GoBack"/>
       <w:r>
         <w:rPr>
           <w:rFonts w:ascii="Palatino Linotype" w:eastAsia="sans-serif" w:hAnsi="Palatino Linotype" w:cs="Palatino Linotype"/>
@@ -5575,7 +5574,6 @@
         <w:t>oportunidade única para acabar com a guerra, tomei uma decisão fatídica: separar-me do exército principal e liderar apenas mais de quinhentos dos guerreiros mais elite e ágeis para uma perseguição rápida. Avançamos com grande entusiasmo, sem saber que aquela 'fuga' fraca era apenas uma encenação sofisticada para me atrair para uma armadilha mortal.</w:t>
       </w:r>
     </w:p>
-    <w:bookmarkEnd w:id="0"/>
     <w:p>
       <w:pPr>
         <w:pStyle w:val="NormalWeb"/>
@@ -31849,8 +31847,82 @@
           <w:sz w:val="32"/>
           <w:szCs w:val="32"/>
         </w:rPr>
-        <w:t xml:space="preserve"> (Thousand Lives) → este livro</w:t>
-      </w:r>
+        <w:t xml:space="preserve"> (Thousand Lives) → </w:t>
+      </w:r>
+      <w:r>
+        <w:rPr>
+          <w:rFonts w:ascii="Palatino Linotype" w:hAnsi="Palatino Linotype" w:cs="Palatino Linotype"/>
+          <w:sz w:val="32"/>
+          <w:szCs w:val="32"/>
+        </w:rPr>
+        <w:t xml:space="preserve">  </w:t>
+      </w:r>
+      <w:r>
+        <w:rPr>
+          <w:rFonts w:ascii="Palatino Linotype" w:hAnsi="Palatino Linotype" w:cs="Palatino Linotype"/>
+          <w:sz w:val="32"/>
+          <w:szCs w:val="32"/>
+        </w:rPr>
+        <w:t>este livro</w:t>
+      </w:r>
+    </w:p>
+    <w:p>
+      <w:pPr>
+        <w:pStyle w:val="NormalWeb"/>
+        <w:rPr>
+          <w:rFonts w:ascii="Palatino Linotype" w:hAnsi="Palatino Linotype" w:cs="Palatino Linotype"/>
+          <w:sz w:val="32"/>
+          <w:szCs w:val="32"/>
+        </w:rPr>
+      </w:pPr>
+      <w:r>
+        <w:rPr>
+          <w:rFonts w:ascii="Palatino Linotype" w:hAnsi="Palatino Linotype" w:cs="Palatino Linotype"/>
+          <w:sz w:val="32"/>
+          <w:szCs w:val="32"/>
+        </w:rPr>
+        <w:t xml:space="preserve">– </w:t>
+      </w:r>
+      <w:r>
+        <w:rPr>
+          <w:rFonts w:ascii="Palatino Linotype" w:hAnsi="Palatino Linotype" w:cs="Palatino Linotype"/>
+          <w:b/>
+          <w:i/>
+          <w:sz w:val="32"/>
+          <w:szCs w:val="32"/>
+        </w:rPr>
+        <w:t>O Univ</w:t>
+      </w:r>
+      <w:bookmarkStart w:id="0" w:name="_GoBack"/>
+      <w:bookmarkEnd w:id="0"/>
+      <w:r>
+        <w:rPr>
+          <w:rFonts w:ascii="Palatino Linotype" w:hAnsi="Palatino Linotype" w:cs="Palatino Linotype"/>
+          <w:b/>
+          <w:i/>
+          <w:sz w:val="32"/>
+          <w:szCs w:val="32"/>
+        </w:rPr>
+        <w:t>erso Além Do Big Bang</w:t>
+      </w:r>
+      <w:r>
+        <w:rPr>
+          <w:rFonts w:ascii="Palatino Linotype" w:hAnsi="Palatino Linotype" w:cs="Palatino Linotype"/>
+          <w:sz w:val="32"/>
+          <w:szCs w:val="32"/>
+        </w:rPr>
+        <w:t xml:space="preserve"> (The Universe Beyond The Big Bang)</w:t>
+      </w:r>
+    </w:p>
+    <w:p>
+      <w:pPr>
+        <w:pStyle w:val="NormalWeb"/>
+        <w:rPr>
+          <w:rFonts w:ascii="Palatino Linotype" w:hAnsi="Palatino Linotype" w:cs="Palatino Linotype"/>
+          <w:sz w:val="32"/>
+          <w:szCs w:val="32"/>
+        </w:rPr>
+      </w:pPr>
     </w:p>
     <w:p>
       <w:pPr>
@@ -32010,7 +32082,7 @@
             <w:sz w:val="24"/>
             <w:szCs w:val="24"/>
           </w:rPr>
-          <w:t>133</w:t>
+          <w:t>675</w:t>
         </w:r>
         <w:r>
           <w:rPr>
